--- a/inputs/design/binder-reference.docx
+++ b/inputs/design/binder-reference.docx
@@ -485,7 +485,7 @@
   <w:docDefaults>
     <w:rPrDefault>
       <w:rPr>
-        <w:rFonts w:ascii="Kallisto" w:hAnsi="Kallisto" w:eastAsia="Kallisto" w:cs="Kallisto"/>
+        <w:rFonts w:ascii="Magistral" w:hAnsi="Magistral" w:eastAsia="Magistral" w:cs="Magistral"/>
         <w:sz w:val="24"/>
         <w:szCs w:val="24"/>
         <w:lang w:val="en-US" w:eastAsia="zh-CN" w:bidi="ar-SA"/>
@@ -503,7 +503,7 @@
     <w:qFormat/>
   </w:style>
   <w:style w:type="paragraph" w:styleId="BodyText">
-    <w:name w:val="Body Text"/>
+    <w:name w:val="AF Body Text Clean"/>
     <w:basedOn w:val="Normal"/>
     <w:link w:val="BodyTextChar"/>
     <w:qFormat/>
@@ -526,7 +526,7 @@
     </w:pPr>
   </w:style>
   <w:style w:type="paragraph" w:styleId="Title">
-    <w:name w:val="Title"/>
+    <w:name w:val="AF Title"/>
     <w:basedOn w:val="Normal"/>
     <w:next w:val="BodyText"/>
     <w:link w:val="TitleChar"/>
@@ -539,7 +539,7 @@
       <w:jc w:val="center"/>
     </w:pPr>
     <w:rPr>
-      <w:rFonts w:ascii="Magistral" w:hAnsi="Magistral" w:eastAsia="Magistral" w:cs="Magistral"/>
+      <w:rFonts w:ascii="Kallisto" w:hAnsi="Kallisto" w:eastAsia="Kallisto" w:cs="Kallisto"/>
       <w:sz w:val="56"/>
       <w:szCs w:val="56"/>
     </w:rPr>
@@ -551,7 +551,7 @@
     <w:uiPriority w:val="10"/>
     <w:rsid w:val="00A10FD9"/>
     <w:rPr>
-      <w:rFonts w:ascii="Magistral" w:hAnsi="Magistral" w:eastAsia="Magistral" w:cs="Magistral"/>
+      <w:rFonts w:ascii="Kallisto" w:hAnsi="Kallisto" w:eastAsia="Kallisto" w:cs="Kallisto"/>
       <w:sz w:val="56"/>
       <w:szCs w:val="56"/>
     </w:rPr>
@@ -659,7 +659,7 @@
     <w:rPr/>
   </w:style>
   <w:style w:type="paragraph" w:styleId="Heading1">
-    <w:name w:val="heading 1"/>
+    <w:name w:val="AF Headline"/>
     <w:basedOn w:val="Normal"/>
     <w:next w:val="BodyText"/>
     <w:link w:val="Heading1Char"/>
@@ -673,14 +673,14 @@
       <w:outlineLvl w:val="0"/>
     </w:pPr>
     <w:rPr>
-      <w:rFonts w:ascii="Magistral" w:hAnsi="Magistral" w:eastAsia="Magistral" w:cs="Magistral"/>
+      <w:rFonts w:ascii="Kallisto" w:hAnsi="Kallisto" w:eastAsia="Kallisto" w:cs="Kallisto"/>
       <w:color w:val="1A2332"/>
       <w:sz w:val="40"/>
       <w:szCs w:val="40"/>
     </w:rPr>
   </w:style>
   <w:style w:type="paragraph" w:styleId="Heading2">
-    <w:name w:val="heading 2"/>
+    <w:name w:val="AF Subheading"/>
     <w:basedOn w:val="Normal"/>
     <w:next w:val="BodyText"/>
     <w:link w:val="Heading2Char"/>
@@ -696,14 +696,14 @@
       <w:outlineLvl w:val="1"/>
     </w:pPr>
     <w:rPr>
-      <w:rFonts w:ascii="Magistral" w:hAnsi="Magistral" w:eastAsia="Magistral" w:cs="Magistral"/>
+      <w:rFonts w:ascii="Kallisto" w:hAnsi="Kallisto" w:eastAsia="Kallisto" w:cs="Kallisto"/>
       <w:color w:val="1A2332"/>
       <w:sz w:val="32"/>
       <w:szCs w:val="32"/>
     </w:rPr>
   </w:style>
   <w:style w:type="paragraph" w:styleId="Heading3">
-    <w:name w:val="heading 3"/>
+    <w:name w:val="AF Subheading"/>
     <w:basedOn w:val="Normal"/>
     <w:next w:val="BodyText"/>
     <w:link w:val="Heading3Char"/>
@@ -864,7 +864,7 @@
     <w:uiPriority w:val="9"/>
     <w:rsid w:val="00A10FD9"/>
     <w:rPr>
-      <w:rFonts w:ascii="Magistral" w:hAnsi="Magistral" w:eastAsia="Magistral" w:cs="Magistral"/>
+      <w:rFonts w:ascii="Kallisto" w:hAnsi="Kallisto" w:eastAsia="Kallisto" w:cs="Kallisto"/>
       <w:color w:val="1A2332"/>
       <w:sz w:val="40"/>
       <w:szCs w:val="40"/>
@@ -878,7 +878,7 @@
     <w:semiHidden/>
     <w:rsid w:val="00A10FD9"/>
     <w:rPr>
-      <w:rFonts w:ascii="Magistral" w:hAnsi="Magistral" w:eastAsia="Magistral" w:cs="Magistral"/>
+      <w:rFonts w:ascii="Kallisto" w:hAnsi="Kallisto" w:eastAsia="Kallisto" w:cs="Kallisto"/>
       <w:color w:val="1A2332"/>
       <w:sz w:val="32"/>
       <w:szCs w:val="32"/>
@@ -977,7 +977,7 @@
     </w:rPr>
   </w:style>
   <w:style w:type="paragraph" w:styleId="BlockText">
-    <w:name w:val="Block Text"/>
+    <w:name w:val="AF Pull Quote"/>
     <w:basedOn w:val="BodyText"/>
     <w:next w:val="BodyText"/>
     <w:uiPriority w:val="9"/>
@@ -1055,7 +1055,7 @@
     <w:basedOn w:val="Normal"/>
   </w:style>
   <w:style w:type="paragraph" w:styleId="Caption">
-    <w:name w:val="Caption"/>
+    <w:name w:val="AF Caption"/>
     <w:basedOn w:val="Normal"/>
     <w:link w:val="BodyTextChar"/>
     <w:pPr>
@@ -1093,7 +1093,7 @@
     <w:link w:val="BodyText"/>
   </w:style>
   <w:style w:type="character" w:customStyle="1" w:styleId="VerbatimChar">
-    <w:name w:val="Verbatim Char"/>
+    <w:name w:val="AF Inline Code"/>
     <w:basedOn w:val="BodyTextChar"/>
     <w:rPr>
       <w:rFonts w:ascii="Courier Prime" w:hAnsi="Courier Prime"/>

--- a/inputs/design/binder-reference.docx
+++ b/inputs/design/binder-reference.docx
@@ -512,13 +512,13 @@
     </w:pPr>
   </w:style>
   <w:style w:type="paragraph" w:customStyle="1" w:styleId="FirstParagraph">
-    <w:name w:val="First Paragraph"/>
+    <w:name w:val="AF Body Text Clean"/>
     <w:basedOn w:val="BodyText"/>
     <w:next w:val="BodyText"/>
     <w:qFormat/>
   </w:style>
   <w:style w:type="paragraph" w:customStyle="1" w:styleId="Compact">
-    <w:name w:val="Compact"/>
+    <w:name w:val="AF Body Text Clean"/>
     <w:basedOn w:val="BodyText"/>
     <w:qFormat/>
     <w:pPr>

--- a/inputs/design/binder-reference.docx
+++ b/inputs/design/binder-reference.docx
@@ -485,7 +485,7 @@
   <w:docDefaults>
     <w:rPrDefault>
       <w:rPr>
-        <w:rFonts w:ascii="Magistral" w:hAnsi="Magistral" w:eastAsia="Magistral" w:cs="Magistral"/>
+        <w:rFonts w:ascii="Georgia" w:hAnsi="Georgia" w:eastAsia="Georgia" w:cs="Georgia"/>
         <w:sz w:val="24"/>
         <w:szCs w:val="24"/>
         <w:lang w:val="en-US" w:eastAsia="zh-CN" w:bidi="ar-SA"/>
@@ -539,7 +539,7 @@
       <w:jc w:val="center"/>
     </w:pPr>
     <w:rPr>
-      <w:rFonts w:ascii="Kallisto" w:hAnsi="Kallisto" w:eastAsia="Kallisto" w:cs="Kallisto"/>
+      <w:rFonts w:ascii="Arial Narrow" w:hAnsi="Arial Narrow" w:eastAsia="Arial Narrow" w:cs="Arial Narrow"/>
       <w:sz w:val="56"/>
       <w:szCs w:val="56"/>
     </w:rPr>
@@ -551,7 +551,7 @@
     <w:uiPriority w:val="10"/>
     <w:rsid w:val="00A10FD9"/>
     <w:rPr>
-      <w:rFonts w:ascii="Kallisto" w:hAnsi="Kallisto" w:eastAsia="Kallisto" w:cs="Kallisto"/>
+      <w:rFonts w:ascii="Arial Narrow" w:hAnsi="Arial Narrow" w:eastAsia="Arial Narrow" w:cs="Arial Narrow"/>
       <w:sz w:val="56"/>
       <w:szCs w:val="56"/>
     </w:rPr>
@@ -659,7 +659,7 @@
     <w:rPr/>
   </w:style>
   <w:style w:type="paragraph" w:styleId="Heading1">
-    <w:name w:val="AF Headline"/>
+    <w:name w:val="AF Title"/>
     <w:basedOn w:val="Normal"/>
     <w:next w:val="BodyText"/>
     <w:link w:val="Heading1Char"/>
@@ -673,14 +673,14 @@
       <w:outlineLvl w:val="0"/>
     </w:pPr>
     <w:rPr>
-      <w:rFonts w:ascii="Kallisto" w:hAnsi="Kallisto" w:eastAsia="Kallisto" w:cs="Kallisto"/>
+      <w:rFonts w:ascii="Arial Narrow" w:hAnsi="Arial Narrow" w:eastAsia="Arial Narrow" w:cs="Arial Narrow"/>
       <w:color w:val="1A2332"/>
       <w:sz w:val="40"/>
       <w:szCs w:val="40"/>
     </w:rPr>
   </w:style>
   <w:style w:type="paragraph" w:styleId="Heading2">
-    <w:name w:val="AF Subheading"/>
+    <w:name w:val="AF Headline"/>
     <w:basedOn w:val="Normal"/>
     <w:next w:val="BodyText"/>
     <w:link w:val="Heading2Char"/>
@@ -696,7 +696,7 @@
       <w:outlineLvl w:val="1"/>
     </w:pPr>
     <w:rPr>
-      <w:rFonts w:ascii="Kallisto" w:hAnsi="Kallisto" w:eastAsia="Kallisto" w:cs="Kallisto"/>
+      <w:rFonts w:ascii="Arial Narrow" w:hAnsi="Arial Narrow" w:eastAsia="Arial Narrow" w:cs="Arial Narrow"/>
       <w:color w:val="1A2332"/>
       <w:sz w:val="32"/>
       <w:szCs w:val="32"/>
@@ -726,7 +726,7 @@
     </w:rPr>
   </w:style>
   <w:style w:type="paragraph" w:styleId="Heading4">
-    <w:name w:val="heading 4"/>
+    <w:name w:val="AF Heading Soft"/>
     <w:basedOn w:val="Normal"/>
     <w:next w:val="BodyText"/>
     <w:link w:val="Heading4Char"/>
@@ -749,7 +749,7 @@
     </w:rPr>
   </w:style>
   <w:style w:type="paragraph" w:styleId="Heading5">
-    <w:name w:val="heading 5"/>
+    <w:name w:val="AF Heading 6"/>
     <w:basedOn w:val="Normal"/>
     <w:next w:val="BodyText"/>
     <w:link w:val="Heading5Char"/>
@@ -864,7 +864,7 @@
     <w:uiPriority w:val="9"/>
     <w:rsid w:val="00A10FD9"/>
     <w:rPr>
-      <w:rFonts w:ascii="Kallisto" w:hAnsi="Kallisto" w:eastAsia="Kallisto" w:cs="Kallisto"/>
+      <w:rFonts w:ascii="Arial Narrow" w:hAnsi="Arial Narrow" w:eastAsia="Arial Narrow" w:cs="Arial Narrow"/>
       <w:color w:val="1A2332"/>
       <w:sz w:val="40"/>
       <w:szCs w:val="40"/>
@@ -878,7 +878,7 @@
     <w:semiHidden/>
     <w:rsid w:val="00A10FD9"/>
     <w:rPr>
-      <w:rFonts w:ascii="Kallisto" w:hAnsi="Kallisto" w:eastAsia="Kallisto" w:cs="Kallisto"/>
+      <w:rFonts w:ascii="Arial Narrow" w:hAnsi="Arial Narrow" w:eastAsia="Arial Narrow" w:cs="Arial Narrow"/>
       <w:color w:val="1A2332"/>
       <w:sz w:val="32"/>
       <w:szCs w:val="32"/>
@@ -1096,7 +1096,7 @@
     <w:name w:val="AF Inline Code"/>
     <w:basedOn w:val="BodyTextChar"/>
     <w:rPr>
-      <w:rFonts w:ascii="Courier Prime" w:hAnsi="Courier Prime"/>
+      <w:rFonts w:ascii="Courier New" w:hAnsi="Courier New"/>
       <w:sz w:val="22"/>
     </w:rPr>
   </w:style>
